--- a/Code/HW1_Code.docx
+++ b/Code/HW1_Code.docx
@@ -1625,6 +1625,108 @@
           <w:rStyle w:val="CommentTok"/>
         </w:rPr>
         <w:t xml:space="preserve">#A little ChatGPT help here to remember the group_by. I didn't use R all summer! I'm rusty!</w:t>
+      </w:r>
+    </w:p>
+    <w:p>
+      <w:pPr>
+        <w:pStyle w:val="SourceCode"/>
+      </w:pPr>
+      <w:r>
+        <w:rPr>
+          <w:rStyle w:val="FunctionTok"/>
+        </w:rPr>
+        <w:t xml:space="preserve">file.rename</w:t>
+      </w:r>
+      <w:r>
+        <w:rPr>
+          <w:rStyle w:val="NormalTok"/>
+        </w:rPr>
+        <w:t xml:space="preserve">(</w:t>
+      </w:r>
+      <w:r>
+        <w:br/>
+      </w:r>
+      <w:r>
+        <w:rPr>
+          <w:rStyle w:val="NormalTok"/>
+        </w:rPr>
+        <w:t xml:space="preserve">  </w:t>
+      </w:r>
+      <w:r>
+        <w:rPr>
+          <w:rStyle w:val="StringTok"/>
+        </w:rPr>
+        <w:t xml:space="preserve">"Code/HW1_Code.docx"</w:t>
+      </w:r>
+      <w:r>
+        <w:rPr>
+          <w:rStyle w:val="NormalTok"/>
+        </w:rPr>
+        <w:t xml:space="preserve">,</w:t>
+      </w:r>
+      <w:r>
+        <w:br/>
+      </w:r>
+      <w:r>
+        <w:rPr>
+          <w:rStyle w:val="NormalTok"/>
+        </w:rPr>
+        <w:t xml:space="preserve">  </w:t>
+      </w:r>
+      <w:r>
+        <w:rPr>
+          <w:rStyle w:val="StringTok"/>
+        </w:rPr>
+        <w:t xml:space="preserve">"Reports/HW1_Code.docx"</w:t>
+      </w:r>
+      <w:r>
+        <w:br/>
+      </w:r>
+      <w:r>
+        <w:rPr>
+          <w:rStyle w:val="NormalTok"/>
+        </w:rPr>
+        <w:t xml:space="preserve">)</w:t>
+      </w:r>
+    </w:p>
+    <w:p>
+      <w:pPr>
+        <w:pStyle w:val="SourceCode"/>
+      </w:pPr>
+      <w:r>
+        <w:rPr>
+          <w:rStyle w:val="VerbatimChar"/>
+        </w:rPr>
+        <w:t xml:space="preserve">## Warning in file.rename("Code/HW1_Code.docx", "Reports/HW1_Code.docx"): cannot</w:t>
+      </w:r>
+      <w:r>
+        <w:br/>
+      </w:r>
+      <w:r>
+        <w:rPr>
+          <w:rStyle w:val="VerbatimChar"/>
+        </w:rPr>
+        <w:t xml:space="preserve">## rename file 'Code/HW1_Code.docx' to 'Reports/HW1_Code.docx', reason 'The system</w:t>
+      </w:r>
+      <w:r>
+        <w:br/>
+      </w:r>
+      <w:r>
+        <w:rPr>
+          <w:rStyle w:val="VerbatimChar"/>
+        </w:rPr>
+        <w:t xml:space="preserve">## cannot find the path specified'</w:t>
+      </w:r>
+    </w:p>
+    <w:p>
+      <w:pPr>
+        <w:pStyle w:val="SourceCode"/>
+      </w:pPr>
+      <w:r>
+        <w:rPr>
+          <w:rStyle w:val="VerbatimChar"/>
+        </w:rPr>
+        <w:t xml:space="preserve">## [1] FALSE</w:t>
       </w:r>
     </w:p>
     <w:sectPr>
